--- a/report/Smart-Grids using GSP Report .docx
+++ b/report/Smart-Grids using GSP Report .docx
@@ -120,14 +120,7 @@
           <w:sz w:val="20"/>
           <w:szCs w:val="20"/>
         </w:rPr>
-        <w:t>Rushil Jain</w:t>
-      </w:r>
-      <w:r>
-        <w:rPr>
-          <w:sz w:val="20"/>
-          <w:szCs w:val="20"/>
-        </w:rPr>
-        <w:t xml:space="preserve"> </w:t>
+        <w:t xml:space="preserve">Rushil Jain </w:t>
       </w:r>
       <w:r>
         <w:rPr>
@@ -174,20 +167,7 @@
           <w:szCs w:val="20"/>
         </w:rPr>
         <w:br/>
-      </w:r>
-      <w:r>
-        <w:rPr>
-          <w:sz w:val="20"/>
-          <w:szCs w:val="20"/>
-        </w:rPr>
-        <w:t>rushiljain69@gmail.com</w:t>
-      </w:r>
-      <w:r>
-        <w:rPr>
-          <w:sz w:val="20"/>
-          <w:szCs w:val="20"/>
-        </w:rPr>
-        <w:t xml:space="preserve"> </w:t>
+        <w:t xml:space="preserve">rushiljain69@gmail.com </w:t>
       </w:r>
     </w:p>
     <w:p>
@@ -295,16 +275,7 @@
           <w:i/>
           <w:iCs/>
         </w:rPr>
-        <w:t xml:space="preserve"> </w:t>
-      </w:r>
-      <w:r>
-        <w:rPr>
-          <w:b/>
-          <w:bCs/>
-          <w:i/>
-          <w:iCs/>
-        </w:rPr>
-        <w:t>Smart Grid, False Data Injection Attack, Graph Signal Processing, Cyber-Physical Security, Anomaly Detection</w:t>
+        <w:t xml:space="preserve"> Smart Grid, False Data Injection Attack, Graph Signal Processing, Cyber-Physical Security, Anomaly Detection</w:t>
       </w:r>
     </w:p>
     <w:p>
@@ -418,21 +389,7 @@
           <w:sz w:val="20"/>
           <w:szCs w:val="20"/>
         </w:rPr>
-        <w:t xml:space="preserve"> rely on measurement inconsistency and fail against coordinated (stealth) attacks. While machine learning methods improve detection, they require </w:t>
-      </w:r>
-      <w:r>
-        <w:rPr>
-          <w:sz w:val="20"/>
-          <w:szCs w:val="20"/>
-        </w:rPr>
-        <w:t>labelled</w:t>
-      </w:r>
-      <w:r>
-        <w:rPr>
-          <w:sz w:val="20"/>
-          <w:szCs w:val="20"/>
-        </w:rPr>
-        <w:t xml:space="preserve"> data and may lack generalization.</w:t>
+        <w:t xml:space="preserve"> rely on measurement inconsistency and fail against coordinated (stealth) attacks. While machine learning methods improve detection, they require labelled data and may lack generalization.</w:t>
       </w:r>
     </w:p>
     <w:p>
@@ -459,21 +416,7 @@
           <w:sz w:val="20"/>
           <w:szCs w:val="20"/>
         </w:rPr>
-        <w:t xml:space="preserve"> provides a topology-aware framework by </w:t>
-      </w:r>
-      <w:r>
-        <w:rPr>
-          <w:sz w:val="20"/>
-          <w:szCs w:val="20"/>
-        </w:rPr>
-        <w:t>analysing</w:t>
-      </w:r>
-      <w:r>
-        <w:rPr>
-          <w:sz w:val="20"/>
-          <w:szCs w:val="20"/>
-        </w:rPr>
-        <w:t xml:space="preserve"> signals over the grid structure. This enables detection of anomalies that appear as irregularities in the graph spectral domain.</w:t>
+        <w:t xml:space="preserve"> provides a topology-aware framework by analysing signals over the grid structure. This enables detection of anomalies that appear as irregularities in the graph spectral domain.</w:t>
       </w:r>
     </w:p>
     <w:p>
@@ -1523,17 +1466,7 @@
                 <w:rFonts w:ascii="Cambria Math" w:hAnsi="Cambria Math"/>
                 <w:lang w:val="en-IN"/>
               </w:rPr>
-              <m:t>res</m:t>
-            </m:r>
-            <m:r>
-              <m:rPr>
-                <m:sty m:val="bi"/>
-              </m:rPr>
-              <w:rPr>
-                <w:rFonts w:ascii="Cambria Math" w:hAnsi="Cambria Math"/>
-                <w:lang w:val="en-IN"/>
-              </w:rPr>
-              <m:t xml:space="preserve"> </m:t>
+              <m:t xml:space="preserve">res </m:t>
             </m:r>
           </m:sub>
         </m:sSub>
@@ -2490,7 +2423,6 @@
           <w:lang w:val="en-IN"/>
         </w:rPr>
       </w:pPr>
-      <w:proofErr w:type="spellStart"/>
       <w:r>
         <w:rPr>
           <w:b/>
@@ -2499,7 +2431,6 @@
         </w:rPr>
         <w:t>networkx</w:t>
       </w:r>
-      <w:proofErr w:type="spellEnd"/>
       <w:r>
         <w:rPr>
           <w:lang w:val="en-IN"/>
@@ -2520,7 +2451,6 @@
           <w:lang w:val="en-IN"/>
         </w:rPr>
       </w:pPr>
-      <w:proofErr w:type="spellStart"/>
       <w:r>
         <w:rPr>
           <w:b/>
@@ -2529,14 +2459,12 @@
         </w:rPr>
         <w:t>numpy</w:t>
       </w:r>
-      <w:proofErr w:type="spellEnd"/>
       <w:r>
         <w:rPr>
           <w:lang w:val="en-IN"/>
         </w:rPr>
         <w:t xml:space="preserve"> and </w:t>
       </w:r>
-      <w:proofErr w:type="spellStart"/>
       <w:r>
         <w:rPr>
           <w:b/>
@@ -2545,7 +2473,6 @@
         </w:rPr>
         <w:t>scipy</w:t>
       </w:r>
-      <w:proofErr w:type="spellEnd"/>
       <w:r>
         <w:rPr>
           <w:lang w:val="en-IN"/>
@@ -2594,14 +2521,7 @@
             <w:rFonts w:ascii="Cambria Math" w:hAnsi="Cambria Math"/>
             <w:lang w:val="en-IN"/>
           </w:rPr>
-          <m:t>H</m:t>
-        </m:r>
-        <m:r>
-          <w:rPr>
-            <w:rFonts w:ascii="Cambria Math" w:hAnsi="Cambria Math"/>
-            <w:lang w:val="en-IN"/>
-          </w:rPr>
-          <m:t xml:space="preserve"> </m:t>
+          <m:t xml:space="preserve">H </m:t>
         </m:r>
       </m:oMath>
       <w:r>
@@ -2646,29 +2566,7 @@
         <w:rPr>
           <w:lang w:val="en-IN"/>
         </w:rPr>
-        <w:t>(</w:t>
-      </w:r>
-      <w:proofErr w:type="spellStart"/>
-      <w:r>
-        <w:rPr>
-          <w:lang w:val="en-IN"/>
-        </w:rPr>
-        <w:t>aux_</w:t>
-      </w:r>
-      <w:proofErr w:type="gramStart"/>
-      <w:r>
-        <w:rPr>
-          <w:lang w:val="en-IN"/>
-        </w:rPr>
-        <w:t>stats.json</w:t>
-      </w:r>
-      <w:proofErr w:type="spellEnd"/>
-      <w:proofErr w:type="gramEnd"/>
-      <w:r>
-        <w:rPr>
-          <w:lang w:val="en-IN"/>
-        </w:rPr>
-        <w:t xml:space="preserve">) </w:t>
+        <w:t xml:space="preserve">(aux_stats.json) </w:t>
       </w:r>
       <w:r>
         <w:rPr>
@@ -2911,8 +2809,8 @@
         <w:tblLook w:firstRow="0" w:lastRow="0" w:firstColumn="0" w:lastColumn="0" w:noHBand="0" w:noVBand="0"/>
       </w:tblPr>
       <w:tblGrid>
-        <w:gridCol w:w="1554"/>
-        <w:gridCol w:w="957"/>
+        <w:gridCol w:w="1581"/>
+        <w:gridCol w:w="930"/>
         <w:gridCol w:w="608"/>
         <w:gridCol w:w="629"/>
         <w:gridCol w:w="554"/>
@@ -2952,7 +2850,7 @@
         </w:tc>
         <w:tc>
           <w:tcPr>
-            <w:tcW w:w="19.7%" w:type="pct"/>
+            <w:tcW w:w="19.0%" w:type="pct"/>
             <w:vAlign w:val="center"/>
           </w:tcPr>
           <w:p>
@@ -2967,7 +2865,7 @@
         </w:tc>
         <w:tc>
           <w:tcPr>
-            <w:tcW w:w="12.52%" w:type="pct"/>
+            <w:tcW w:w="12.0%" w:type="pct"/>
             <w:vAlign w:val="center"/>
           </w:tcPr>
           <w:p>
@@ -2982,7 +2880,7 @@
         </w:tc>
         <w:tc>
           <w:tcPr>
-            <w:tcW w:w="12.96%" w:type="pct"/>
+            <w:tcW w:w="12.0%" w:type="pct"/>
             <w:vAlign w:val="center"/>
           </w:tcPr>
           <w:p>
@@ -2997,7 +2895,7 @@
         </w:tc>
         <w:tc>
           <w:tcPr>
-            <w:tcW w:w="11.4%" w:type="pct"/>
+            <w:tcW w:w="11.0%" w:type="pct"/>
             <w:vAlign w:val="center"/>
           </w:tcPr>
           <w:p>
@@ -3012,7 +2910,7 @@
         </w:tc>
         <w:tc>
           <w:tcPr>
-            <w:tcW w:w="11.4%" w:type="pct"/>
+            <w:tcW w:w="11.0%" w:type="pct"/>
             <w:vAlign w:val="center"/>
           </w:tcPr>
           <w:p>
@@ -3055,7 +2953,7 @@
         </w:tc>
         <w:tc>
           <w:tcPr>
-            <w:tcW w:w="19.7%" w:type="pct"/>
+            <w:tcW w:w="19.0%" w:type="pct"/>
             <w:vAlign w:val="center"/>
           </w:tcPr>
           <w:p>
@@ -3078,7 +2976,7 @@
         </w:tc>
         <w:tc>
           <w:tcPr>
-            <w:tcW w:w="12.52%" w:type="pct"/>
+            <w:tcW w:w="12.0%" w:type="pct"/>
             <w:vAlign w:val="center"/>
           </w:tcPr>
           <w:p>
@@ -3100,7 +2998,7 @@
         </w:tc>
         <w:tc>
           <w:tcPr>
-            <w:tcW w:w="12.96%" w:type="pct"/>
+            <w:tcW w:w="12.0%" w:type="pct"/>
             <w:vAlign w:val="center"/>
           </w:tcPr>
           <w:p>
@@ -3122,7 +3020,7 @@
         </w:tc>
         <w:tc>
           <w:tcPr>
-            <w:tcW w:w="11.4%" w:type="pct"/>
+            <w:tcW w:w="11.0%" w:type="pct"/>
             <w:vAlign w:val="center"/>
           </w:tcPr>
           <w:p>
@@ -3144,7 +3042,7 @@
         </w:tc>
         <w:tc>
           <w:tcPr>
-            <w:tcW w:w="11.4%" w:type="pct"/>
+            <w:tcW w:w="11.0%" w:type="pct"/>
             <w:vAlign w:val="center"/>
           </w:tcPr>
           <w:p>
@@ -3194,7 +3092,7 @@
         </w:tc>
         <w:tc>
           <w:tcPr>
-            <w:tcW w:w="19.7%" w:type="pct"/>
+            <w:tcW w:w="19.0%" w:type="pct"/>
             <w:vAlign w:val="center"/>
           </w:tcPr>
           <w:p>
@@ -3217,7 +3115,7 @@
         </w:tc>
         <w:tc>
           <w:tcPr>
-            <w:tcW w:w="12.52%" w:type="pct"/>
+            <w:tcW w:w="12.0%" w:type="pct"/>
             <w:vAlign w:val="center"/>
           </w:tcPr>
           <w:p>
@@ -3239,7 +3137,7 @@
         </w:tc>
         <w:tc>
           <w:tcPr>
-            <w:tcW w:w="12.96%" w:type="pct"/>
+            <w:tcW w:w="12.0%" w:type="pct"/>
             <w:vAlign w:val="center"/>
           </w:tcPr>
           <w:p>
@@ -3261,7 +3159,7 @@
         </w:tc>
         <w:tc>
           <w:tcPr>
-            <w:tcW w:w="11.4%" w:type="pct"/>
+            <w:tcW w:w="11.0%" w:type="pct"/>
             <w:vAlign w:val="center"/>
           </w:tcPr>
           <w:p>
@@ -3283,7 +3181,7 @@
         </w:tc>
         <w:tc>
           <w:tcPr>
-            <w:tcW w:w="11.4%" w:type="pct"/>
+            <w:tcW w:w="11.0%" w:type="pct"/>
             <w:vAlign w:val="center"/>
           </w:tcPr>
           <w:p>
@@ -3333,7 +3231,7 @@
         </w:tc>
         <w:tc>
           <w:tcPr>
-            <w:tcW w:w="19.7%" w:type="pct"/>
+            <w:tcW w:w="19.0%" w:type="pct"/>
             <w:vAlign w:val="center"/>
           </w:tcPr>
           <w:p>
@@ -3356,7 +3254,7 @@
         </w:tc>
         <w:tc>
           <w:tcPr>
-            <w:tcW w:w="12.52%" w:type="pct"/>
+            <w:tcW w:w="12.0%" w:type="pct"/>
             <w:vAlign w:val="center"/>
           </w:tcPr>
           <w:p>
@@ -3378,7 +3276,7 @@
         </w:tc>
         <w:tc>
           <w:tcPr>
-            <w:tcW w:w="12.96%" w:type="pct"/>
+            <w:tcW w:w="12.0%" w:type="pct"/>
             <w:vAlign w:val="center"/>
           </w:tcPr>
           <w:p>
@@ -3400,7 +3298,7 @@
         </w:tc>
         <w:tc>
           <w:tcPr>
-            <w:tcW w:w="11.4%" w:type="pct"/>
+            <w:tcW w:w="11.0%" w:type="pct"/>
             <w:vAlign w:val="center"/>
           </w:tcPr>
           <w:p>
@@ -3422,7 +3320,7 @@
         </w:tc>
         <w:tc>
           <w:tcPr>
-            <w:tcW w:w="11.4%" w:type="pct"/>
+            <w:tcW w:w="11.0%" w:type="pct"/>
             <w:vAlign w:val="center"/>
           </w:tcPr>
           <w:p>
@@ -3486,7 +3384,7 @@
         </w:tc>
         <w:tc>
           <w:tcPr>
-            <w:tcW w:w="19.7%" w:type="pct"/>
+            <w:tcW w:w="19.0%" w:type="pct"/>
             <w:vAlign w:val="center"/>
           </w:tcPr>
           <w:p>
@@ -3509,7 +3407,7 @@
         </w:tc>
         <w:tc>
           <w:tcPr>
-            <w:tcW w:w="12.52%" w:type="pct"/>
+            <w:tcW w:w="12.0%" w:type="pct"/>
             <w:vAlign w:val="center"/>
           </w:tcPr>
           <w:p>
@@ -3531,7 +3429,7 @@
         </w:tc>
         <w:tc>
           <w:tcPr>
-            <w:tcW w:w="12.96%" w:type="pct"/>
+            <w:tcW w:w="12.0%" w:type="pct"/>
             <w:vAlign w:val="center"/>
           </w:tcPr>
           <w:p>
@@ -3553,7 +3451,7 @@
         </w:tc>
         <w:tc>
           <w:tcPr>
-            <w:tcW w:w="11.4%" w:type="pct"/>
+            <w:tcW w:w="11.0%" w:type="pct"/>
             <w:vAlign w:val="center"/>
           </w:tcPr>
           <w:p>
@@ -3575,7 +3473,7 @@
         </w:tc>
         <w:tc>
           <w:tcPr>
-            <w:tcW w:w="11.4%" w:type="pct"/>
+            <w:tcW w:w="11.0%" w:type="pct"/>
             <w:vAlign w:val="center"/>
           </w:tcPr>
           <w:p>
@@ -3639,7 +3537,7 @@
         </w:tc>
         <w:tc>
           <w:tcPr>
-            <w:tcW w:w="19.7%" w:type="pct"/>
+            <w:tcW w:w="19.0%" w:type="pct"/>
             <w:vAlign w:val="center"/>
           </w:tcPr>
           <w:p>
@@ -3662,7 +3560,7 @@
         </w:tc>
         <w:tc>
           <w:tcPr>
-            <w:tcW w:w="12.52%" w:type="pct"/>
+            <w:tcW w:w="12.0%" w:type="pct"/>
             <w:vAlign w:val="center"/>
           </w:tcPr>
           <w:p>
@@ -3684,7 +3582,7 @@
         </w:tc>
         <w:tc>
           <w:tcPr>
-            <w:tcW w:w="12.96%" w:type="pct"/>
+            <w:tcW w:w="12.0%" w:type="pct"/>
             <w:vAlign w:val="center"/>
           </w:tcPr>
           <w:p>
@@ -3706,7 +3604,7 @@
         </w:tc>
         <w:tc>
           <w:tcPr>
-            <w:tcW w:w="11.4%" w:type="pct"/>
+            <w:tcW w:w="11.0%" w:type="pct"/>
             <w:vAlign w:val="center"/>
           </w:tcPr>
           <w:p>
@@ -3728,7 +3626,7 @@
         </w:tc>
         <w:tc>
           <w:tcPr>
-            <w:tcW w:w="11.4%" w:type="pct"/>
+            <w:tcW w:w="11.0%" w:type="pct"/>
             <w:vAlign w:val="center"/>
           </w:tcPr>
           <w:p>
@@ -3792,7 +3690,7 @@
         </w:tc>
         <w:tc>
           <w:tcPr>
-            <w:tcW w:w="19.7%" w:type="pct"/>
+            <w:tcW w:w="19.0%" w:type="pct"/>
             <w:vAlign w:val="center"/>
           </w:tcPr>
           <w:p>
@@ -3815,7 +3713,7 @@
         </w:tc>
         <w:tc>
           <w:tcPr>
-            <w:tcW w:w="12.52%" w:type="pct"/>
+            <w:tcW w:w="12.0%" w:type="pct"/>
             <w:vAlign w:val="center"/>
           </w:tcPr>
           <w:p>
@@ -3837,7 +3735,7 @@
         </w:tc>
         <w:tc>
           <w:tcPr>
-            <w:tcW w:w="12.96%" w:type="pct"/>
+            <w:tcW w:w="12.0%" w:type="pct"/>
             <w:vAlign w:val="center"/>
           </w:tcPr>
           <w:p>
@@ -3859,7 +3757,7 @@
         </w:tc>
         <w:tc>
           <w:tcPr>
-            <w:tcW w:w="11.4%" w:type="pct"/>
+            <w:tcW w:w="11.0%" w:type="pct"/>
             <w:vAlign w:val="center"/>
           </w:tcPr>
           <w:p>
@@ -3881,7 +3779,7 @@
         </w:tc>
         <w:tc>
           <w:tcPr>
-            <w:tcW w:w="11.4%" w:type="pct"/>
+            <w:tcW w:w="11.0%" w:type="pct"/>
             <w:vAlign w:val="center"/>
           </w:tcPr>
           <w:p>
@@ -3931,7 +3829,7 @@
         </w:tc>
         <w:tc>
           <w:tcPr>
-            <w:tcW w:w="19.7%" w:type="pct"/>
+            <w:tcW w:w="19.0%" w:type="pct"/>
             <w:vAlign w:val="center"/>
           </w:tcPr>
           <w:p>
@@ -3954,7 +3852,7 @@
         </w:tc>
         <w:tc>
           <w:tcPr>
-            <w:tcW w:w="12.52%" w:type="pct"/>
+            <w:tcW w:w="12.0%" w:type="pct"/>
             <w:vAlign w:val="center"/>
           </w:tcPr>
           <w:p>
@@ -3976,7 +3874,7 @@
         </w:tc>
         <w:tc>
           <w:tcPr>
-            <w:tcW w:w="12.96%" w:type="pct"/>
+            <w:tcW w:w="12.0%" w:type="pct"/>
             <w:vAlign w:val="center"/>
           </w:tcPr>
           <w:p>
@@ -3998,7 +3896,7 @@
         </w:tc>
         <w:tc>
           <w:tcPr>
-            <w:tcW w:w="11.4%" w:type="pct"/>
+            <w:tcW w:w="11.0%" w:type="pct"/>
             <w:vAlign w:val="center"/>
           </w:tcPr>
           <w:p>
@@ -4020,7 +3918,7 @@
         </w:tc>
         <w:tc>
           <w:tcPr>
-            <w:tcW w:w="11.4%" w:type="pct"/>
+            <w:tcW w:w="11.0%" w:type="pct"/>
             <w:vAlign w:val="center"/>
           </w:tcPr>
           <w:p>
@@ -4070,7 +3968,7 @@
         </w:tc>
         <w:tc>
           <w:tcPr>
-            <w:tcW w:w="19.7%" w:type="pct"/>
+            <w:tcW w:w="19.0%" w:type="pct"/>
             <w:vAlign w:val="center"/>
           </w:tcPr>
           <w:p>
@@ -4093,7 +3991,7 @@
         </w:tc>
         <w:tc>
           <w:tcPr>
-            <w:tcW w:w="12.52%" w:type="pct"/>
+            <w:tcW w:w="12.0%" w:type="pct"/>
             <w:vAlign w:val="center"/>
           </w:tcPr>
           <w:p>
@@ -4115,7 +4013,7 @@
         </w:tc>
         <w:tc>
           <w:tcPr>
-            <w:tcW w:w="12.96%" w:type="pct"/>
+            <w:tcW w:w="12.0%" w:type="pct"/>
             <w:vAlign w:val="center"/>
           </w:tcPr>
           <w:p>
@@ -4137,7 +4035,7 @@
         </w:tc>
         <w:tc>
           <w:tcPr>
-            <w:tcW w:w="11.4%" w:type="pct"/>
+            <w:tcW w:w="11.0%" w:type="pct"/>
             <w:vAlign w:val="center"/>
           </w:tcPr>
           <w:p>
@@ -4159,7 +4057,7 @@
         </w:tc>
         <w:tc>
           <w:tcPr>
-            <w:tcW w:w="11.4%" w:type="pct"/>
+            <w:tcW w:w="11.0%" w:type="pct"/>
             <w:vAlign w:val="center"/>
           </w:tcPr>
           <w:p>
@@ -4209,7 +4107,7 @@
         </w:tc>
         <w:tc>
           <w:tcPr>
-            <w:tcW w:w="19.7%" w:type="pct"/>
+            <w:tcW w:w="19.0%" w:type="pct"/>
             <w:vAlign w:val="center"/>
           </w:tcPr>
           <w:p>
@@ -4232,7 +4130,7 @@
         </w:tc>
         <w:tc>
           <w:tcPr>
-            <w:tcW w:w="12.52%" w:type="pct"/>
+            <w:tcW w:w="12.0%" w:type="pct"/>
             <w:vAlign w:val="center"/>
           </w:tcPr>
           <w:p>
@@ -4254,7 +4152,7 @@
         </w:tc>
         <w:tc>
           <w:tcPr>
-            <w:tcW w:w="12.96%" w:type="pct"/>
+            <w:tcW w:w="12.0%" w:type="pct"/>
             <w:vAlign w:val="center"/>
           </w:tcPr>
           <w:p>
@@ -4276,7 +4174,7 @@
         </w:tc>
         <w:tc>
           <w:tcPr>
-            <w:tcW w:w="11.4%" w:type="pct"/>
+            <w:tcW w:w="11.0%" w:type="pct"/>
             <w:vAlign w:val="center"/>
           </w:tcPr>
           <w:p>
@@ -4298,7 +4196,7 @@
         </w:tc>
         <w:tc>
           <w:tcPr>
-            <w:tcW w:w="11.4%" w:type="pct"/>
+            <w:tcW w:w="11.0%" w:type="pct"/>
             <w:vAlign w:val="center"/>
           </w:tcPr>
           <w:p>
@@ -4558,35 +4456,7 @@
           <w:sz w:val="16"/>
           <w:szCs w:val="16"/>
         </w:rPr>
-        <w:t>G</w:t>
-      </w:r>
-      <w:r>
-        <w:rPr>
-          <w:sz w:val="16"/>
-          <w:szCs w:val="16"/>
-        </w:rPr>
-        <w:t>raph</w:t>
-      </w:r>
-      <w:r>
-        <w:rPr>
-          <w:sz w:val="16"/>
-          <w:szCs w:val="16"/>
-        </w:rPr>
-        <w:t xml:space="preserve"> S</w:t>
-      </w:r>
-      <w:r>
-        <w:rPr>
-          <w:sz w:val="16"/>
-          <w:szCs w:val="16"/>
-        </w:rPr>
-        <w:t>ignal</w:t>
-      </w:r>
-      <w:r>
-        <w:rPr>
-          <w:sz w:val="16"/>
-          <w:szCs w:val="16"/>
-        </w:rPr>
-        <w:t xml:space="preserve"> </w:t>
+        <w:t xml:space="preserve">Graph Signal </w:t>
       </w:r>
       <w:r>
         <w:rPr>
@@ -4685,14 +4555,7 @@
           <w:sz w:val="16"/>
           <w:szCs w:val="16"/>
         </w:rPr>
-        <w:t>R</w:t>
-      </w:r>
-      <w:r>
-        <w:rPr>
-          <w:sz w:val="16"/>
-          <w:szCs w:val="16"/>
-        </w:rPr>
-        <w:t>ecall</w:t>
+        <w:t>Recall</w:t>
       </w:r>
       <w:r>
         <w:rPr>
@@ -5111,15 +4974,7 @@
         <w:jc w:val="both"/>
       </w:pPr>
       <w:r>
-        <w:t xml:space="preserve">If attack vector is a = </w:t>
-      </w:r>
-      <w:proofErr w:type="spellStart"/>
-      <w:r>
-        <w:t>Hc</w:t>
-      </w:r>
-      <w:proofErr w:type="spellEnd"/>
-      <w:r>
-        <w:t xml:space="preserve">, then </w:t>
+        <w:t xml:space="preserve">If attack vector is a = Hc, then </w:t>
       </w:r>
       <m:oMath>
         <m:sSup>
@@ -5500,21 +5355,7 @@
           <w:rFonts w:eastAsia="Times New Roman"/>
           <w:lang w:val="en-IN" w:eastAsia="en-IN"/>
         </w:rPr>
-        <w:t>Threshold selection is based on validation data and</w:t>
-      </w:r>
-      <w:r>
-        <w:rPr>
-          <w:rFonts w:eastAsia="Times New Roman"/>
-          <w:lang w:val="en-IN" w:eastAsia="en-IN"/>
-        </w:rPr>
-        <w:t xml:space="preserve"> </w:t>
-      </w:r>
-      <w:r>
-        <w:rPr>
-          <w:rFonts w:eastAsia="Times New Roman"/>
-          <w:lang w:val="en-IN" w:eastAsia="en-IN"/>
-        </w:rPr>
-        <w:t>may require tuning for different systems.</w:t>
+        <w:t>Threshold selection is based on validation data and may require tuning for different systems.</w:t>
       </w:r>
     </w:p>
     <w:p>
@@ -5792,13 +5633,8 @@
         <w:jc w:val="both"/>
       </w:pPr>
       <w:r>
-        <w:t>results/</w:t>
-      </w:r>
-      <w:proofErr w:type="spellStart"/>
-      <w:r>
-        <w:t>aux_stats.json</w:t>
-      </w:r>
-      <w:proofErr w:type="spellEnd"/>
+        <w:t>results/aux_stats.json</w:t>
+      </w:r>
     </w:p>
     <w:p>
       <w:pPr>
@@ -5814,15 +5650,7 @@
         <w:jc w:val="both"/>
       </w:pPr>
       <w:r>
-        <w:t xml:space="preserve">[1] Y. Liu, P. Ning, and M. K. Reiter, "False data injection attacks against state estimation in electric power grids," ACM Transactions on Information and System Security, vol. 14, no. 1, 2011, </w:t>
-      </w:r>
-      <w:proofErr w:type="spellStart"/>
-      <w:r>
-        <w:t>doi</w:t>
-      </w:r>
-      <w:proofErr w:type="spellEnd"/>
-      <w:r>
-        <w:t>: 10.1145/1952982.1952995.</w:t>
+        <w:t>[1] Y. Liu, P. Ning, and M. K. Reiter, "False data injection attacks against state estimation in electric power grids," ACM Transactions on Information and System Security, vol. 14, no. 1, 2011, doi: 10.1145/1952982.1952995.</w:t>
       </w:r>
     </w:p>
     <w:p>
@@ -5831,15 +5659,7 @@
         <w:jc w:val="both"/>
       </w:pPr>
       <w:r>
-        <w:t xml:space="preserve">[2] A. Abur and A. Gomez-Exposito, Power System State Estimation. CRC Press, 2004, </w:t>
-      </w:r>
-      <w:proofErr w:type="spellStart"/>
-      <w:r>
-        <w:t>doi</w:t>
-      </w:r>
-      <w:proofErr w:type="spellEnd"/>
-      <w:r>
-        <w:t>: 10.1201/9780203913673.</w:t>
+        <w:t>[2] A. Abur and A. Gomez-Exposito, Power System State Estimation. CRC Press, 2004, doi: 10.1201/9780203913673.</w:t>
       </w:r>
     </w:p>
     <w:p>
@@ -5848,15 +5668,7 @@
         <w:jc w:val="both"/>
       </w:pPr>
       <w:r>
-        <w:t xml:space="preserve">[3] O. Kosut, L. Jia, R. J. Thomas, and L. Tong, "Malicious data attacks on the smart grid," IEEE Transactions on Smart Grid, vol. 2, no. 4, pp. 645-658, 2011, </w:t>
-      </w:r>
-      <w:proofErr w:type="spellStart"/>
-      <w:r>
-        <w:t>doi</w:t>
-      </w:r>
-      <w:proofErr w:type="spellEnd"/>
-      <w:r>
-        <w:t>: 10.1109/TSG.2011.2163807.</w:t>
+        <w:t>[3] O. Kosut, L. Jia, R. J. Thomas, and L. Tong, "Malicious data attacks on the smart grid," IEEE Transactions on Smart Grid, vol. 2, no. 4, pp. 645-658, 2011, doi: 10.1109/TSG.2011.2163807.</w:t>
       </w:r>
     </w:p>
     <w:p>
@@ -5865,15 +5677,7 @@
         <w:jc w:val="both"/>
       </w:pPr>
       <w:r>
-        <w:t xml:space="preserve">[4] G. Liang, J. Zhao, F. Luo, S. R. Weller, and Z. Y. Dong, "A review of false data injection attacks against modern power systems," IEEE Transactions on Smart Grid, vol. 8, no. 4, pp. 1630-1638, 2017, </w:t>
-      </w:r>
-      <w:proofErr w:type="spellStart"/>
-      <w:r>
-        <w:t>doi</w:t>
-      </w:r>
-      <w:proofErr w:type="spellEnd"/>
-      <w:r>
-        <w:t>: 10.1109/TSG.2015.2495133.</w:t>
+        <w:t>[4] G. Liang, J. Zhao, F. Luo, S. R. Weller, and Z. Y. Dong, "A review of false data injection attacks against modern power systems," IEEE Transactions on Smart Grid, vol. 8, no. 4, pp. 1630-1638, 2017, doi: 10.1109/TSG.2015.2495133.</w:t>
       </w:r>
     </w:p>
     <w:p>
@@ -5882,31 +5686,7 @@
         <w:jc w:val="both"/>
       </w:pPr>
       <w:r>
-        <w:t xml:space="preserve"> [5] L. Liu, M. </w:t>
-      </w:r>
-      <w:proofErr w:type="spellStart"/>
-      <w:r>
-        <w:t>Esmalifalak</w:t>
-      </w:r>
-      <w:proofErr w:type="spellEnd"/>
-      <w:r>
-        <w:t xml:space="preserve">, Q. Ding, V. A. </w:t>
-      </w:r>
-      <w:proofErr w:type="spellStart"/>
-      <w:r>
-        <w:t>Emesih</w:t>
-      </w:r>
-      <w:proofErr w:type="spellEnd"/>
-      <w:r>
-        <w:t xml:space="preserve">, and Z. Han, "Detecting false data injection attacks on power grid by sparse optimization," IEEE Transactions on Smart Grid, vol. 5, no. 2, pp. 612-621, 2014, </w:t>
-      </w:r>
-      <w:proofErr w:type="spellStart"/>
-      <w:r>
-        <w:t>doi</w:t>
-      </w:r>
-      <w:proofErr w:type="spellEnd"/>
-      <w:r>
-        <w:t>: 10.1109/TSG.2013.2284438.</w:t>
+        <w:t xml:space="preserve"> [5] L. Liu, M. Esmalifalak, Q. Ding, V. A. Emesih, and Z. Han, "Detecting false data injection attacks on power grid by sparse optimization," IEEE Transactions on Smart Grid, vol. 5, no. 2, pp. 612-621, 2014, doi: 10.1109/TSG.2013.2284438.</w:t>
       </w:r>
     </w:p>
     <w:p>
@@ -5915,23 +5695,7 @@
         <w:jc w:val="both"/>
       </w:pPr>
       <w:r>
-        <w:t xml:space="preserve"> [6] M. </w:t>
-      </w:r>
-      <w:proofErr w:type="spellStart"/>
-      <w:r>
-        <w:t>Esmalifalak</w:t>
-      </w:r>
-      <w:proofErr w:type="spellEnd"/>
-      <w:r>
-        <w:t xml:space="preserve">, L. Liu, N. Nguyen, R. Zheng, and Z. Han, "Detecting stealthy false data injection using machine learning in smart grid," IEEE Systems Journal, vol. 11, no. 3, pp. 1644-1652, 2017, </w:t>
-      </w:r>
-      <w:proofErr w:type="spellStart"/>
-      <w:r>
-        <w:t>doi</w:t>
-      </w:r>
-      <w:proofErr w:type="spellEnd"/>
-      <w:r>
-        <w:t>: 10.1109/JSYST.2014.2341597.</w:t>
+        <w:t xml:space="preserve"> [6] M. Esmalifalak, L. Liu, N. Nguyen, R. Zheng, and Z. Han, "Detecting stealthy false data injection using machine learning in smart grid," IEEE Systems Journal, vol. 11, no. 3, pp. 1644-1652, 2017, doi: 10.1109/JSYST.2014.2341597.</w:t>
       </w:r>
     </w:p>
     <w:p>
@@ -5940,15 +5704,7 @@
         <w:jc w:val="both"/>
       </w:pPr>
       <w:r>
-        <w:t xml:space="preserve"> [7] Y. He, G. J. Mendis, and J. Wei, "Real-time detection of false data injection attacks in smart grid: A deep learning-based intelligent mechanism," IEEE Transactions on Smart Grid, vol. 8, no. 5, pp. 2505-2516, 2017, </w:t>
-      </w:r>
-      <w:proofErr w:type="spellStart"/>
-      <w:r>
-        <w:t>doi</w:t>
-      </w:r>
-      <w:proofErr w:type="spellEnd"/>
-      <w:r>
-        <w:t>: 10.1109/TSG.2017.2703842.</w:t>
+        <w:t xml:space="preserve"> [7] Y. He, G. J. Mendis, and J. Wei, "Real-time detection of false data injection attacks in smart grid: A deep learning-based intelligent mechanism," IEEE Transactions on Smart Grid, vol. 8, no. 5, pp. 2505-2516, 2017, doi: 10.1109/TSG.2017.2703842.</w:t>
       </w:r>
     </w:p>
     <w:p>
@@ -5957,23 +5713,7 @@
         <w:jc w:val="both"/>
       </w:pPr>
       <w:r>
-        <w:t xml:space="preserve"> [8] D. I. Shuman, S. K. Narang, P. Frossard, A. Ortega, and P. </w:t>
-      </w:r>
-      <w:proofErr w:type="spellStart"/>
-      <w:r>
-        <w:t>Vandergheynst</w:t>
-      </w:r>
-      <w:proofErr w:type="spellEnd"/>
-      <w:r>
-        <w:t xml:space="preserve">, "The emerging field of signal processing on graphs," IEEE Signal Processing Magazine, vol. 30, no. 3, pp. 83-98, 2013, </w:t>
-      </w:r>
-      <w:proofErr w:type="spellStart"/>
-      <w:r>
-        <w:t>doi</w:t>
-      </w:r>
-      <w:proofErr w:type="spellEnd"/>
-      <w:r>
-        <w:t>: 10.1109/MSP.2012.2235192.</w:t>
+        <w:t xml:space="preserve"> [8] D. I. Shuman, S. K. Narang, P. Frossard, A. Ortega, and P. Vandergheynst, "The emerging field of signal processing on graphs," IEEE Signal Processing Magazine, vol. 30, no. 3, pp. 83-98, 2013, doi: 10.1109/MSP.2012.2235192.</w:t>
       </w:r>
     </w:p>
     <w:p>
@@ -5982,23 +5722,7 @@
         <w:jc w:val="both"/>
       </w:pPr>
       <w:r>
-        <w:t xml:space="preserve"> [9] A. </w:t>
-      </w:r>
-      <w:proofErr w:type="spellStart"/>
-      <w:r>
-        <w:t>Sandryhaila</w:t>
-      </w:r>
-      <w:proofErr w:type="spellEnd"/>
-      <w:r>
-        <w:t xml:space="preserve"> and J. M. F. Moura, "Discrete signal processing on graphs," IEEE Transactions on Signal Processing, vol. 61, no. 7, pp. 1644-1656, 2013, </w:t>
-      </w:r>
-      <w:proofErr w:type="spellStart"/>
-      <w:r>
-        <w:t>doi</w:t>
-      </w:r>
-      <w:proofErr w:type="spellEnd"/>
-      <w:r>
-        <w:t>: 10.1109/TSP.2013.2238935.</w:t>
+        <w:t xml:space="preserve"> [9] A. Sandryhaila and J. M. F. Moura, "Discrete signal processing on graphs," IEEE Transactions on Signal Processing, vol. 61, no. 7, pp. 1644-1656, 2013, doi: 10.1109/TSP.2013.2238935.</w:t>
       </w:r>
     </w:p>
     <w:p>
@@ -6007,27 +5731,11 @@
         <w:jc w:val="both"/>
       </w:pPr>
       <w:r>
-        <w:t xml:space="preserve"> [10] A. </w:t>
-      </w:r>
-      <w:proofErr w:type="spellStart"/>
-      <w:r>
-        <w:t>Sandryhaila</w:t>
-      </w:r>
-      <w:proofErr w:type="spellEnd"/>
-      <w:r>
-        <w:t xml:space="preserve"> and J. M. F. Moura, "Discrete signal processing on graphs: Frequency analysis," IEEE </w:t>
+        <w:t xml:space="preserve"> [10] A. Sandryhaila and J. M. F. Moura, "Discrete signal processing on graphs: Frequency analysis," IEEE </w:t>
       </w:r>
       <w:r>
         <w:lastRenderedPageBreak/>
-        <w:t xml:space="preserve">Transactions on Signal Processing, vol. 62, no. 12, pp. 3042-3054, 2014, </w:t>
-      </w:r>
-      <w:proofErr w:type="spellStart"/>
-      <w:r>
-        <w:t>doi</w:t>
-      </w:r>
-      <w:proofErr w:type="spellEnd"/>
-      <w:r>
-        <w:t>: 10.1109/TSP.2014.2321121.</w:t>
+        <w:t>Transactions on Signal Processing, vol. 62, no. 12, pp. 3042-3054, 2014, doi: 10.1109/TSP.2014.2321121.</w:t>
       </w:r>
     </w:p>
     <w:p>
@@ -6036,15 +5744,7 @@
         <w:jc w:val="both"/>
       </w:pPr>
       <w:r>
-        <w:t xml:space="preserve"> [11] O. Anderson and N. Yu, "Distribution system bad data detection using graph signal processing," in 2021 IEEE Power and Energy Society General Meeting, 2021, </w:t>
-      </w:r>
-      <w:proofErr w:type="spellStart"/>
-      <w:r>
-        <w:t>doi</w:t>
-      </w:r>
-      <w:proofErr w:type="spellEnd"/>
-      <w:r>
-        <w:t>: 10.1109/PESGM46819.2021.9638014.</w:t>
+        <w:t xml:space="preserve"> [11] O. Anderson and N. Yu, "Distribution system bad data detection using graph signal processing," in 2021 IEEE Power and Energy Society General Meeting, 2021, doi: 10.1109/PESGM46819.2021.9638014.</w:t>
       </w:r>
     </w:p>
     <w:p>
@@ -6099,59 +5799,7 @@
           <w:szCs w:val="20"/>
           <w:lang w:eastAsia="x-none"/>
         </w:rPr>
-        <w:t xml:space="preserve">] </w:t>
-      </w:r>
-      <w:proofErr w:type="spellStart"/>
-      <w:r>
-        <w:rPr>
-          <w:rFonts w:eastAsia="SimSun"/>
-          <w:bCs/>
-          <w:noProof w:val="0"/>
-          <w:spacing w:val="-1"/>
-          <w:sz w:val="20"/>
-          <w:szCs w:val="20"/>
-          <w:lang w:eastAsia="x-none"/>
-        </w:rPr>
-        <w:t>NetworkX</w:t>
-      </w:r>
-      <w:proofErr w:type="spellEnd"/>
-      <w:r>
-        <w:rPr>
-          <w:rFonts w:eastAsia="SimSun"/>
-          <w:bCs/>
-          <w:noProof w:val="0"/>
-          <w:spacing w:val="-1"/>
-          <w:sz w:val="20"/>
-          <w:szCs w:val="20"/>
-          <w:lang w:eastAsia="x-none"/>
-        </w:rPr>
-        <w:t xml:space="preserve"> Developers, "</w:t>
-      </w:r>
-      <w:proofErr w:type="spellStart"/>
-      <w:r>
-        <w:rPr>
-          <w:rFonts w:eastAsia="SimSun"/>
-          <w:bCs/>
-          <w:noProof w:val="0"/>
-          <w:spacing w:val="-1"/>
-          <w:sz w:val="20"/>
-          <w:szCs w:val="20"/>
-          <w:lang w:eastAsia="x-none"/>
-        </w:rPr>
-        <w:t>NetworkX</w:t>
-      </w:r>
-      <w:proofErr w:type="spellEnd"/>
-      <w:r>
-        <w:rPr>
-          <w:rFonts w:eastAsia="SimSun"/>
-          <w:bCs/>
-          <w:noProof w:val="0"/>
-          <w:spacing w:val="-1"/>
-          <w:sz w:val="20"/>
-          <w:szCs w:val="20"/>
-          <w:lang w:eastAsia="x-none"/>
-        </w:rPr>
-        <w:t xml:space="preserve">," GitHub repository. [Online]. Available: </w:t>
+        <w:t xml:space="preserve">] NetworkX Developers, "NetworkX," GitHub repository. [Online]. Available: </w:t>
       </w:r>
       <w:hyperlink r:id="rId16" w:history="1">
         <w:r>
@@ -6165,7 +5813,147 @@
             <w:szCs w:val="20"/>
             <w:lang w:eastAsia="x-none"/>
           </w:rPr>
-          <w:t>https://github.com/n</w:t>
+          <w:t>https://github.com/networkx/networkx</w:t>
+        </w:r>
+      </w:hyperlink>
+    </w:p>
+    <w:p>
+      <w:pPr>
+        <w:pStyle w:val="references"/>
+        <w:numPr>
+          <w:ilvl w:val="0"/>
+          <w:numId w:val="0"/>
+        </w:numPr>
+        <w:spacing w:after="10pt" w:line="12pt" w:lineRule="auto"/>
+        <w:rPr>
+          <w:rFonts w:eastAsia="SimSun"/>
+          <w:bCs/>
+          <w:noProof w:val="0"/>
+          <w:spacing w:val="-1"/>
+          <w:sz w:val="20"/>
+          <w:szCs w:val="20"/>
+          <w:lang w:eastAsia="x-none"/>
+        </w:rPr>
+      </w:pPr>
+      <w:r>
+        <w:rPr>
+          <w:rFonts w:eastAsia="SimSun"/>
+          <w:bCs/>
+          <w:noProof w:val="0"/>
+          <w:spacing w:val="-1"/>
+          <w:sz w:val="20"/>
+          <w:szCs w:val="20"/>
+          <w:lang w:eastAsia="x-none"/>
+        </w:rPr>
+        <w:t>[1</w:t>
+      </w:r>
+      <w:r>
+        <w:rPr>
+          <w:rFonts w:eastAsia="SimSun"/>
+          <w:bCs/>
+          <w:noProof w:val="0"/>
+          <w:spacing w:val="-1"/>
+          <w:sz w:val="20"/>
+          <w:szCs w:val="20"/>
+          <w:lang w:eastAsia="x-none"/>
+        </w:rPr>
+        <w:t>3</w:t>
+      </w:r>
+      <w:r>
+        <w:rPr>
+          <w:rFonts w:eastAsia="SimSun"/>
+          <w:bCs/>
+          <w:noProof w:val="0"/>
+          <w:spacing w:val="-1"/>
+          <w:sz w:val="20"/>
+          <w:szCs w:val="20"/>
+          <w:lang w:eastAsia="x-none"/>
+        </w:rPr>
+        <w:t xml:space="preserve">] NumPy Developers, "NumPy," GitHub repository. [Online]. Available: </w:t>
+      </w:r>
+      <w:hyperlink r:id="rId17" w:history="1">
+        <w:r>
+          <w:rPr>
+            <w:rStyle w:val="Hyperlink"/>
+            <w:rFonts w:eastAsia="SimSun"/>
+            <w:bCs/>
+            <w:noProof w:val="0"/>
+            <w:spacing w:val="-1"/>
+            <w:sz w:val="20"/>
+            <w:szCs w:val="20"/>
+            <w:lang w:eastAsia="x-none"/>
+          </w:rPr>
+          <w:t>https://github.com/numpy/numpy</w:t>
+        </w:r>
+      </w:hyperlink>
+    </w:p>
+    <w:p>
+      <w:pPr>
+        <w:pStyle w:val="references"/>
+        <w:numPr>
+          <w:ilvl w:val="0"/>
+          <w:numId w:val="0"/>
+        </w:numPr>
+        <w:spacing w:after="10pt" w:line="12pt" w:lineRule="auto"/>
+        <w:rPr>
+          <w:rFonts w:eastAsia="SimSun"/>
+          <w:bCs/>
+          <w:noProof w:val="0"/>
+          <w:spacing w:val="-1"/>
+          <w:sz w:val="20"/>
+          <w:szCs w:val="20"/>
+          <w:lang w:eastAsia="x-none"/>
+        </w:rPr>
+      </w:pPr>
+      <w:r>
+        <w:rPr>
+          <w:rFonts w:eastAsia="SimSun"/>
+          <w:bCs/>
+          <w:noProof w:val="0"/>
+          <w:spacing w:val="-1"/>
+          <w:sz w:val="20"/>
+          <w:szCs w:val="20"/>
+          <w:lang w:eastAsia="x-none"/>
+        </w:rPr>
+        <w:t>[1</w:t>
+      </w:r>
+      <w:r>
+        <w:rPr>
+          <w:rFonts w:eastAsia="SimSun"/>
+          <w:bCs/>
+          <w:noProof w:val="0"/>
+          <w:spacing w:val="-1"/>
+          <w:sz w:val="20"/>
+          <w:szCs w:val="20"/>
+          <w:lang w:eastAsia="x-none"/>
+        </w:rPr>
+        <w:t>4</w:t>
+      </w:r>
+      <w:r>
+        <w:rPr>
+          <w:rFonts w:eastAsia="SimSun"/>
+          <w:bCs/>
+          <w:noProof w:val="0"/>
+          <w:spacing w:val="-1"/>
+          <w:sz w:val="20"/>
+          <w:szCs w:val="20"/>
+          <w:lang w:eastAsia="x-none"/>
+        </w:rPr>
+        <w:t>] R. Jain and A. Rajak, "FDIA Detection using Graph Signal Processing," GitHub repository, 2026. [Online]. Available:</w:t>
+      </w:r>
+      <w:hyperlink r:id="rId18" w:history="1">
+        <w:r>
+          <w:rPr>
+            <w:rStyle w:val="Hyperlink"/>
+            <w:rFonts w:eastAsia="SimSun"/>
+            <w:bCs/>
+            <w:noProof w:val="0"/>
+            <w:spacing w:val="-1"/>
+            <w:sz w:val="20"/>
+            <w:szCs w:val="20"/>
+            <w:lang w:eastAsia="x-none"/>
+          </w:rPr>
+          <w:t>https://github.com/rxshil09/FDIA-Detection-using-Graph-Signal-Proces</w:t>
         </w:r>
         <w:r>
           <w:rPr>
@@ -6178,7 +5966,7 @@
             <w:szCs w:val="20"/>
             <w:lang w:eastAsia="x-none"/>
           </w:rPr>
-          <w:t>e</w:t>
+          <w:t>s</w:t>
         </w:r>
         <w:r>
           <w:rPr>
@@ -6191,7 +5979,7 @@
             <w:szCs w:val="20"/>
             <w:lang w:eastAsia="x-none"/>
           </w:rPr>
-          <w:t>tworkx/networkx</w:t>
+          <w:t>ing</w:t>
         </w:r>
       </w:hyperlink>
     </w:p>
@@ -6213,138 +6001,6 @@
           <w:lang w:eastAsia="x-none"/>
         </w:rPr>
       </w:pPr>
-      <w:r>
-        <w:rPr>
-          <w:rFonts w:eastAsia="SimSun"/>
-          <w:bCs/>
-          <w:noProof w:val="0"/>
-          <w:spacing w:val="-1"/>
-          <w:sz w:val="20"/>
-          <w:szCs w:val="20"/>
-          <w:lang w:eastAsia="x-none"/>
-        </w:rPr>
-        <w:t>[1</w:t>
-      </w:r>
-      <w:r>
-        <w:rPr>
-          <w:rFonts w:eastAsia="SimSun"/>
-          <w:bCs/>
-          <w:noProof w:val="0"/>
-          <w:spacing w:val="-1"/>
-          <w:sz w:val="20"/>
-          <w:szCs w:val="20"/>
-          <w:lang w:eastAsia="x-none"/>
-        </w:rPr>
-        <w:t>3</w:t>
-      </w:r>
-      <w:r>
-        <w:rPr>
-          <w:rFonts w:eastAsia="SimSun"/>
-          <w:bCs/>
-          <w:noProof w:val="0"/>
-          <w:spacing w:val="-1"/>
-          <w:sz w:val="20"/>
-          <w:szCs w:val="20"/>
-          <w:lang w:eastAsia="x-none"/>
-        </w:rPr>
-        <w:t xml:space="preserve">] NumPy Developers, "NumPy," GitHub repository. [Online]. Available: </w:t>
-      </w:r>
-      <w:hyperlink r:id="rId17" w:history="1">
-        <w:r>
-          <w:rPr>
-            <w:rStyle w:val="Hyperlink"/>
-            <w:rFonts w:eastAsia="SimSun"/>
-            <w:bCs/>
-            <w:noProof w:val="0"/>
-            <w:spacing w:val="-1"/>
-            <w:sz w:val="20"/>
-            <w:szCs w:val="20"/>
-            <w:lang w:eastAsia="x-none"/>
-          </w:rPr>
-          <w:t>https://github.com/</w:t>
-        </w:r>
-        <w:r>
-          <w:rPr>
-            <w:rStyle w:val="Hyperlink"/>
-            <w:rFonts w:eastAsia="SimSun"/>
-            <w:bCs/>
-            <w:noProof w:val="0"/>
-            <w:spacing w:val="-1"/>
-            <w:sz w:val="20"/>
-            <w:szCs w:val="20"/>
-            <w:lang w:eastAsia="x-none"/>
-          </w:rPr>
-          <w:t>n</w:t>
-        </w:r>
-        <w:r>
-          <w:rPr>
-            <w:rStyle w:val="Hyperlink"/>
-            <w:rFonts w:eastAsia="SimSun"/>
-            <w:bCs/>
-            <w:noProof w:val="0"/>
-            <w:spacing w:val="-1"/>
-            <w:sz w:val="20"/>
-            <w:szCs w:val="20"/>
-            <w:lang w:eastAsia="x-none"/>
-          </w:rPr>
-          <w:t>umpy/numpy</w:t>
-        </w:r>
-      </w:hyperlink>
-    </w:p>
-    <w:p>
-      <w:pPr>
-        <w:pStyle w:val="references"/>
-        <w:numPr>
-          <w:ilvl w:val="0"/>
-          <w:numId w:val="0"/>
-        </w:numPr>
-        <w:spacing w:after="10pt" w:line="12pt" w:lineRule="auto"/>
-        <w:rPr>
-          <w:rFonts w:eastAsia="SimSun"/>
-          <w:bCs/>
-          <w:noProof w:val="0"/>
-          <w:spacing w:val="-1"/>
-          <w:sz w:val="20"/>
-          <w:szCs w:val="20"/>
-          <w:lang w:eastAsia="x-none"/>
-        </w:rPr>
-      </w:pPr>
-      <w:r>
-        <w:rPr>
-          <w:rFonts w:eastAsia="SimSun"/>
-          <w:bCs/>
-          <w:noProof w:val="0"/>
-          <w:spacing w:val="-1"/>
-          <w:sz w:val="20"/>
-          <w:szCs w:val="20"/>
-          <w:lang w:eastAsia="x-none"/>
-        </w:rPr>
-        <w:t>[1</w:t>
-      </w:r>
-      <w:r>
-        <w:rPr>
-          <w:rFonts w:eastAsia="SimSun"/>
-          <w:bCs/>
-          <w:noProof w:val="0"/>
-          <w:spacing w:val="-1"/>
-          <w:sz w:val="20"/>
-          <w:szCs w:val="20"/>
-          <w:lang w:eastAsia="x-none"/>
-        </w:rPr>
-        <w:t>4</w:t>
-      </w:r>
-      <w:r>
-        <w:rPr>
-          <w:rFonts w:eastAsia="SimSun"/>
-          <w:bCs/>
-          <w:noProof w:val="0"/>
-          <w:spacing w:val="-1"/>
-          <w:sz w:val="20"/>
-          <w:szCs w:val="20"/>
-          <w:lang w:eastAsia="x-none"/>
-        </w:rPr>
-        <w:t>] R. Jain and A. Rajak, "FDIA Detection using Graph Signal Processing," GitHub repository, 2026. [Online]. Available: https://github.com/your-repo-link</w:t>
-      </w:r>
     </w:p>
     <w:p>
       <w:pPr>
@@ -11635,6 +11291,7 @@
   <w:style w:type="character" w:default="1" w:styleId="DefaultParagraphFont">
     <w:name w:val="Default Paragraph Font"/>
     <w:uiPriority w:val="1"/>
+    <w:semiHidden/>
     <w:unhideWhenUsed/>
   </w:style>
   <w:style w:type="table" w:default="1" w:styleId="TableNormal">
